--- a/多模态中医药人工智能模型评测标准_陕西省地方标准立项申请书0618.docx
+++ b/多模态中医药人工智能模型评测标准_陕西省地方标准立项申请书0618.docx
@@ -538,7 +538,7 @@
         <w:ind w:firstLine="480"/>
       </w:pPr>
       <w:r>
-        <w:t>本标准在 GB/T 45288.2—2025 通用评测框架基础上，结合中医四诊合参特点，构建中医药多模态人工智能模型的专门化评测体系，主要技术内容包括：</w:t>
+        <w:t>本标准在 GB/T 45288.2—2025 通用评测框架基础上，结合中医四诊合参特点，构建中医药多模态人工智能模型的专门化评测体系。文件由七章主体内容与两个附录构成（规范性附录A“各模态评测数据集技术要求”、资料性附录B“评测指标计算方法”），主要技术内容包括：</w:t>
       </w:r>
     </w:p>
     <w:p>
@@ -548,47 +548,47 @@
     </w:p>
     <w:p>
       <w:r>
-        <w:t>2. 模型分类与评测对象：按数据模态（单模态/多模态）与能力层次（基础能力/增强能力）对中医药人工智能模型进行分类，明确各类模型的评测对象与适用评测项目。</w:t>
+        <w:t>2. 模型分类与评测对象：按数据模态（单模态、多模态）与能力层次（基础能力层、专业能力层、应用能力层）对中医药人工智能模型进行分类，明确各类模型的评测对象与适用评测项目。</w:t>
       </w:r>
     </w:p>
     <w:p>
       <w:r>
-        <w:t>3. 评测框架与维度：建立由一级维度、二级维度与典型任务构成的评测维度体系，覆盖知识、辨证、治法、方药等中医诊疗链条环节。</w:t>
+        <w:t>3. 评测框架与维度：构建“三个层次（基础能力层、专业能力层、应用能力层）、五个维度（理解能力、生成能力、中医药专业能力、安全可控能力、服务能力）”的评测框架，并按“一级维度—二级维度—典型任务”逐层细化，覆盖感知理解、内容生成、辨证、治法、方药等中医诊疗链条环节。</w:t>
       </w:r>
     </w:p>
     <w:p>
       <w:r>
-        <w:t>4. 分模态评测指标与判定：分别针对舌象、脉象、面象、声象、问诊文本、中药材图像、医学影像等模态设定评测项目、指标名称与“合格/优秀”分级要求（如舌象的分辨率、色彩还原度ΔE、舌体完整性，脉象的信噪比、采样率，标注一致性 Kappa 等）。</w:t>
+        <w:t>4. 分模态评测指标与判定：分别针对舌象、脉象、面象、声象、问诊文本、中药材图像、医学影像等模态设定评测项目、指标名称及“合格/优秀”分级推荐阈值，如舌象的舌色与苔色分类、苔分布与津液判断、舌下络脉与预警舌象识别，脉象的脉位/脉率/脉力判断、八纲脉与相兼脉识别等，并对色彩还原度ΔE、信噪比、采样率、标注一致性 Kappa 等数据质量要素提出要求。</w:t>
       </w:r>
     </w:p>
     <w:p>
       <w:r>
-        <w:t>5. 多模态融合评测：建立跨模态时间对齐、语义关联与格式兼容指标，重点考查跨模态融合增益率、模态冲突（如舌脉不一致）处置准确率等反映真实临床智能水平的指标。</w:t>
+        <w:t>5. 多模态融合评测：建立跨模态时间对齐、语义关联与格式兼容指标，设置舌脉联合分析、四诊合参、图文对齐等评测任务，重点考查多模态信息增益（量化融合相对最优单模态的实际增益）、模态冲突（如舌脉不一致及“舍症从脉/舍脉从症”）处置准确率等反映真实临床智能水平的指标。</w:t>
       </w:r>
     </w:p>
     <w:p>
       <w:r>
-        <w:t>6. 安全性评测：将幻觉生成、错误信息识别、不确定性校准、预警舌象识别、危险诊疗建议率、用药安全与配伍禁忌识别等纳入核心安全指标，并设定不可逾越的安全红线。</w:t>
+        <w:t>6. 安全可控能力评测：将有害医疗建议过滤、错误信息识别、不确定性校准、预警舌象识别、危险诊疗建议率、毒性中药警示、用药与配伍禁忌（十八反、十九畏）识别，以及孕妇、儿童、危重症等特殊人群保护等纳入核心安全指标，并设定不可逾越的安全红线。</w:t>
       </w:r>
     </w:p>
     <w:p>
       <w:r>
-        <w:t>7. 评测数据集要求：规定评测数据集的来源、标注规范、规模与代表性、脱敏与隐私保护要求，保障评测的客观性与可复现性。</w:t>
+        <w:t>7. 评测数据集要求：以规范性附录形式规定各模态评测数据集的来源合规性、标注规范与标注资质、规模与代表性、类别均衡、脱敏与隐私保护以及评测集与训练集相互隔离等要求，保障评测的客观性与可复现性。</w:t>
       </w:r>
     </w:p>
     <w:p>
       <w:r>
-        <w:t>8. 评测流程与人工评分：规定标准化评测环境、评测流程与实操检验方法，并建立人工评分量表，涵盖中医术语规范性、辨证合理性、方药安全性、追问合理性、多轮一致性与复诊调整合理性等维度。</w:t>
+        <w:t>8. 评测方法、流程与人工评分：规定自动化评测、人工评测与大模型裁判评测相结合的方法，明确标准化评测环境、评测工具与实操检验流程；建立基于 MOS 分的五级人工评分量表，涵盖中医术语规范性、辨证合理性、方药安全性、追问合理性、多轮一致性与复诊加减合理性等维度，并将响应速度、输出格式规范性、多轮对话一致性等服务能力指标纳入评测。</w:t>
       </w:r>
     </w:p>
     <w:p>
       <w:r>
-        <w:t>9. 结果分级判定：划分模型评价等级，明确合格准入判定条件与“优秀”进阶条件，规定未通过基础与安全阈值者不予采信高分的判定规则。</w:t>
+        <w:t>9. 结果分级判定：划分模型评价等级，明确合格准入判定条件与“优秀”进阶条件，并规定未通过基础能力与安全可控阈值者不予采信其高分的判定规则。</w:t>
       </w:r>
     </w:p>
     <w:p>
       <w:r>
-        <w:t>10. 安全与隐私管理：明确临床应用风险防控、数据安全与患者隐私保护相关要求。</w:t>
+        <w:t>10. 安全与隐私管理：明确临床应用风险防控、数据安全与患者隐私保护的相关要求。</w:t>
       </w:r>
     </w:p>
     <w:p>
@@ -609,7 +609,7 @@
     </w:p>
     <w:p>
       <w:r>
-        <w:t>（1）人工智能通用标准：GB/T 45288.1—2025《人工智能 大模型 第1部分：通用要求》、GB/T 45288.2—2025《人工智能 大模型 第2部分：评测指标与方法》、GB/T 41867—2022《信息技术 人工智能 术语》、ISO/IEC 22989:2022。</w:t>
+        <w:t>（1）人工智能通用标准：GB/T 45288.1—2025《人工智能 大模型 第1部分：通用要求》、GB/T 45288.2—2025《人工智能 大模型 第2部分：评测指标与方法》、GB/T 41867—2022《信息技术 人工智能 术语》、GB/T 42755—2023《人工智能 面向机器学习的数据标注规程》、GB/T 45654—2025《网络安全技术 生成式人工智能服务安全基本要求》、ISO/IEC 22989:2022。</w:t>
       </w:r>
     </w:p>
     <w:p>
